--- a/docs/생활권진단_상황판_보고서.docx
+++ b/docs/생활권진단_상황판_보고서.docx
@@ -160,7 +160,7 @@
                 <w:color w:val="15232A"/>
                 <w:sz w:val="19"/>
               </w:rPr>
-              <w:t xml:space="preserve">○ 공공 API 9종과 도서관 표준데이터로 지표 20개 중 </w:t>
+              <w:t xml:space="preserve">○ 공공 API 10종과 도서관 표준데이터로 지표 20개 중 </w:t>
             </w:r>
             <w:r>
               <w:rPr>
@@ -169,7 +169,7 @@
                 <w:color w:val="15232A"/>
                 <w:sz w:val="19"/>
               </w:rPr>
-              <w:t>16개를 실측화</w:t>
+              <w:t>17개를 실측화</w:t>
             </w:r>
             <w:r>
               <w:rPr>
@@ -737,7 +737,7 @@
                 <w:color w:val="15232A"/>
                 <w:sz w:val="16"/>
               </w:rPr>
-              <w:t>15분 생활서비스, 정류장 400m 커버리지, BRT 도보시간, 도서관 15분 커버리지, 공공체육시설, 생활권 간 통행</w:t>
+              <w:t>15분 생활서비스, 초등학교 도보 10분, 정류장 400m 커버리지, BRT 도보시간, 도서관 15분 커버리지, 공공체육시설, 생활권 간 통행</w:t>
             </w:r>
           </w:p>
         </w:tc>
@@ -1714,6 +1714,91 @@
                 <w:color w:val="15232A"/>
                 <w:sz w:val="16"/>
               </w:rPr>
+              <w:t>학교기본정보(NEIS)</w:t>
+            </w:r>
+          </w:p>
+        </w:tc>
+        <w:tc>
+          <w:tcPr>
+            <w:tcW w:type="dxa" w:w="1701"/>
+            <w:vAlign w:val="center"/>
+          </w:tcPr>
+          <w:p>
+            <w:pPr>
+              <w:spacing w:after="0" w:line="240" w:lineRule="auto"/>
+            </w:pPr>
+            <w:r>
+              <w:rPr>
+                <w:rFonts w:ascii="맑은 고딕" w:hAnsi="맑은 고딕" w:eastAsia="맑은 고딕"/>
+                <w:b w:val="0"/>
+                <w:color w:val="15232A"/>
+                <w:sz w:val="16"/>
+              </w:rPr>
+              <w:t>교육부(좌표: 브이월드)</w:t>
+            </w:r>
+          </w:p>
+        </w:tc>
+        <w:tc>
+          <w:tcPr>
+            <w:tcW w:type="dxa" w:w="2154"/>
+            <w:vAlign w:val="center"/>
+          </w:tcPr>
+          <w:p>
+            <w:pPr>
+              <w:spacing w:after="0" w:line="240" w:lineRule="auto"/>
+            </w:pPr>
+            <w:r>
+              <w:rPr>
+                <w:rFonts w:ascii="맑은 고딕" w:hAnsi="맑은 고딕" w:eastAsia="맑은 고딕"/>
+                <w:b w:val="0"/>
+                <w:color w:val="15232A"/>
+                <w:sz w:val="16"/>
+              </w:rPr>
+              <w:t>학교 109곳(초등 55곳)</w:t>
+            </w:r>
+          </w:p>
+        </w:tc>
+        <w:tc>
+          <w:tcPr>
+            <w:tcW w:type="dxa" w:w="3345"/>
+            <w:vAlign w:val="center"/>
+          </w:tcPr>
+          <w:p>
+            <w:pPr>
+              <w:spacing w:after="0" w:line="240" w:lineRule="auto"/>
+            </w:pPr>
+            <w:r>
+              <w:rPr>
+                <w:rFonts w:ascii="맑은 고딕" w:hAnsi="맑은 고딕" w:eastAsia="맑은 고딕"/>
+                <w:b w:val="0"/>
+                <w:color w:val="15232A"/>
+                <w:sz w:val="16"/>
+              </w:rPr>
+              <w:t>초등학교 도보 10분(800m) 커버리지</w:t>
+            </w:r>
+          </w:p>
+        </w:tc>
+      </w:tr>
+      <w:tr>
+        <w:trPr>
+          <w:cantSplit/>
+        </w:trPr>
+        <w:tc>
+          <w:tcPr>
+            <w:tcW w:type="dxa" w:w="2438"/>
+            <w:vAlign w:val="center"/>
+          </w:tcPr>
+          <w:p>
+            <w:pPr>
+              <w:spacing w:after="0" w:line="240" w:lineRule="auto"/>
+            </w:pPr>
+            <w:r>
+              <w:rPr>
+                <w:rFonts w:ascii="맑은 고딕" w:hAnsi="맑은 고딕" w:eastAsia="맑은 고딕"/>
+                <w:b w:val="0"/>
+                <w:color w:val="15232A"/>
+                <w:sz w:val="16"/>
+              </w:rPr>
               <w:t>도시공원정보</w:t>
             </w:r>
           </w:p>
@@ -1971,7 +2056,7 @@
           <w:color w:val="15232A"/>
           <w:sz w:val="19"/>
         </w:rPr>
-        <w:t>○ 상가 공실, 생활권 간 통행, 시외 통근 등 4개 지표와 통행 흐름도는 아직 예시값(샘플)이며, 화면에 '샘플'로 표시함</w:t>
+        <w:t>○ 상가 공실, 생활권 간 통행, 시외 통근 3개 지표와 통행 흐름도는 아직 예시값(샘플)이며, 화면에 '샘플'로 표시함</w:t>
       </w:r>
     </w:p>
     <w:p>
@@ -2291,7 +2376,7 @@
                 <w:color w:val="15232A"/>
                 <w:sz w:val="17"/>
               </w:rPr>
-              <w:t>행정동별 실측 지표 16개, 생활권별 기능 특화도(LQ) 계산</w:t>
+              <w:t>행정동별 실측 지표 17개, 생활권별 기능 특화도(LQ) 계산</w:t>
             </w:r>
           </w:p>
         </w:tc>
@@ -4270,6 +4355,39 @@
           <w:color w:val="15232A"/>
           <w:sz w:val="19"/>
         </w:rPr>
+        <w:t>근린주구 원칙의 약화</w:t>
+      </w:r>
+      <w:r>
+        <w:rPr>
+          <w:rFonts w:ascii="맑은 고딕" w:hAnsi="맑은 고딕" w:eastAsia="맑은 고딕"/>
+          <w:b w:val="0"/>
+          <w:color w:val="15232A"/>
+          <w:sz w:val="19"/>
+        </w:rPr>
+        <w:t>: 초등학교 도보 10분(800m) 안의 시가지 비율이 1~3생활권은 92~95%이나 4생활권 72%, 6생활권 59%로 떨어짐 — 신규 생활권에서 기초생활권 설계 원칙(Perry)이 느슨해짐</w:t>
+      </w:r>
+    </w:p>
+    <w:p>
+      <w:pPr>
+        <w:spacing w:before="0" w:after="30" w:lineRule="auto" w:line="269"/>
+        <w:ind w:left="482" w:hanging="255"/>
+      </w:pPr>
+      <w:r>
+        <w:rPr>
+          <w:rFonts w:ascii="맑은 고딕" w:hAnsi="맑은 고딕" w:eastAsia="맑은 고딕"/>
+          <w:b w:val="0"/>
+          <w:color w:val="15232A"/>
+          <w:sz w:val="19"/>
+        </w:rPr>
+        <w:t xml:space="preserve">○ </w:t>
+      </w:r>
+      <w:r>
+        <w:rPr>
+          <w:rFonts w:ascii="맑은 고딕" w:hAnsi="맑은 고딕" w:eastAsia="맑은 고딕"/>
+          <w:b/>
+          <w:color w:val="15232A"/>
+          <w:sz w:val="19"/>
+        </w:rPr>
         <w:t>읍면은 다른 도시</w:t>
       </w:r>
       <w:r>

--- a/docs/생활권진단_상황판_보고서.docx
+++ b/docs/생활권진단_상황판_보고서.docx
@@ -160,7 +160,7 @@
                 <w:color w:val="15232A"/>
                 <w:sz w:val="19"/>
               </w:rPr>
-              <w:t xml:space="preserve">○ 공공 API 10종과 도서관 표준데이터로 지표 20개 중 </w:t>
+              <w:t xml:space="preserve">○ 공공 API 11종과 도서관 표준데이터로 지표 20개 중 </w:t>
             </w:r>
             <w:r>
               <w:rPr>
@@ -1690,6 +1690,91 @@
                 <w:sz w:val="16"/>
               </w:rPr>
               <w:t>기능 특화도(LQ), 비주거·공공연구 연면적 비중</w:t>
+            </w:r>
+          </w:p>
+        </w:tc>
+      </w:tr>
+      <w:tr>
+        <w:trPr>
+          <w:cantSplit/>
+        </w:trPr>
+        <w:tc>
+          <w:tcPr>
+            <w:tcW w:type="dxa" w:w="2438"/>
+            <w:vAlign w:val="center"/>
+          </w:tcPr>
+          <w:p>
+            <w:pPr>
+              <w:spacing w:after="0" w:line="240" w:lineRule="auto"/>
+            </w:pPr>
+            <w:r>
+              <w:rPr>
+                <w:rFonts w:ascii="맑은 고딕" w:hAnsi="맑은 고딕" w:eastAsia="맑은 고딕"/>
+                <w:b w:val="0"/>
+                <w:color w:val="15232A"/>
+                <w:sz w:val="16"/>
+              </w:rPr>
+              <w:t>인구총조사 통근·통학(KOSIS)</w:t>
+            </w:r>
+          </w:p>
+        </w:tc>
+        <w:tc>
+          <w:tcPr>
+            <w:tcW w:type="dxa" w:w="1701"/>
+            <w:vAlign w:val="center"/>
+          </w:tcPr>
+          <w:p>
+            <w:pPr>
+              <w:spacing w:after="0" w:line="240" w:lineRule="auto"/>
+            </w:pPr>
+            <w:r>
+              <w:rPr>
+                <w:rFonts w:ascii="맑은 고딕" w:hAnsi="맑은 고딕" w:eastAsia="맑은 고딕"/>
+                <w:b w:val="0"/>
+                <w:color w:val="15232A"/>
+                <w:sz w:val="16"/>
+              </w:rPr>
+              <w:t>통계청</w:t>
+            </w:r>
+          </w:p>
+        </w:tc>
+        <w:tc>
+          <w:tcPr>
+            <w:tcW w:type="dxa" w:w="2154"/>
+            <w:vAlign w:val="center"/>
+          </w:tcPr>
+          <w:p>
+            <w:pPr>
+              <w:spacing w:after="0" w:line="240" w:lineRule="auto"/>
+            </w:pPr>
+            <w:r>
+              <w:rPr>
+                <w:rFonts w:ascii="맑은 고딕" w:hAnsi="맑은 고딕" w:eastAsia="맑은 고딕"/>
+                <w:b w:val="0"/>
+                <w:color w:val="15232A"/>
+                <w:sz w:val="16"/>
+              </w:rPr>
+              <w:t>2020년, 세종 유출 61,747명</w:t>
+            </w:r>
+          </w:p>
+        </w:tc>
+        <w:tc>
+          <w:tcPr>
+            <w:tcW w:type="dxa" w:w="3345"/>
+            <w:vAlign w:val="center"/>
+          </w:tcPr>
+          <w:p>
+            <w:pPr>
+              <w:spacing w:after="0" w:line="240" w:lineRule="auto"/>
+            </w:pPr>
+            <w:r>
+              <w:rPr>
+                <w:rFonts w:ascii="맑은 고딕" w:hAnsi="맑은 고딕" w:eastAsia="맑은 고딕"/>
+                <w:b w:val="0"/>
+                <w:color w:val="15232A"/>
+                <w:sz w:val="16"/>
+              </w:rPr>
+              <w:t>광역 통근·통학 흐름(대전·청주·공주·천안 등)</w:t>
             </w:r>
           </w:p>
         </w:tc>
@@ -4388,6 +4473,39 @@
           <w:color w:val="15232A"/>
           <w:sz w:val="19"/>
         </w:rPr>
+        <w:t>광역 관계는 대전 쏠림</w:t>
+      </w:r>
+      <w:r>
+        <w:rPr>
+          <w:rFonts w:ascii="맑은 고딕" w:hAnsi="맑은 고딕" w:eastAsia="맑은 고딕"/>
+          <w:b w:val="0"/>
+          <w:color w:val="15232A"/>
+          <w:sz w:val="19"/>
+        </w:rPr>
+        <w:t>: 세종 통근·통학 인구의 31%(61,747명)가 시 밖으로 나가며, 그 52%가 대전(유성구 중심)으로 감. 청주 10,104명, 공주 5,882명, 천안·아산 3,674명으로 북동 방향 연계는 약함(2020 인구총조사) — 변은주 외(2023)의 결과와 같은 방향</w:t>
+      </w:r>
+    </w:p>
+    <w:p>
+      <w:pPr>
+        <w:spacing w:before="0" w:after="30" w:lineRule="auto" w:line="269"/>
+        <w:ind w:left="482" w:hanging="255"/>
+      </w:pPr>
+      <w:r>
+        <w:rPr>
+          <w:rFonts w:ascii="맑은 고딕" w:hAnsi="맑은 고딕" w:eastAsia="맑은 고딕"/>
+          <w:b w:val="0"/>
+          <w:color w:val="15232A"/>
+          <w:sz w:val="19"/>
+        </w:rPr>
+        <w:t xml:space="preserve">○ </w:t>
+      </w:r>
+      <w:r>
+        <w:rPr>
+          <w:rFonts w:ascii="맑은 고딕" w:hAnsi="맑은 고딕" w:eastAsia="맑은 고딕"/>
+          <w:b/>
+          <w:color w:val="15232A"/>
+          <w:sz w:val="19"/>
+        </w:rPr>
         <w:t>읍면은 다른 도시</w:t>
       </w:r>
       <w:r>

--- a/docs/생활권진단_상황판_보고서.docx
+++ b/docs/생활권진단_상황판_보고서.docx
@@ -160,7 +160,7 @@
                 <w:color w:val="15232A"/>
                 <w:sz w:val="19"/>
               </w:rPr>
-              <w:t xml:space="preserve">○ 공공 API 11종과 도서관 표준데이터로 지표 20개 중 </w:t>
+              <w:t xml:space="preserve">○ 공공 API 12종과 도서관 표준데이터로 지표 21개 중 </w:t>
             </w:r>
             <w:r>
               <w:rPr>
@@ -169,7 +169,7 @@
                 <w:color w:val="15232A"/>
                 <w:sz w:val="19"/>
               </w:rPr>
-              <w:t>17개를 실측화</w:t>
+              <w:t>18개를 실측화</w:t>
             </w:r>
             <w:r>
               <w:rPr>
@@ -644,7 +644,7 @@
                 <w:color w:val="15232A"/>
                 <w:sz w:val="16"/>
               </w:rPr>
-              <w:t>기능 특화도(LQ), 비주거 연면적 비중, 기능혼합도, 인구 1천 명당 점포, 인구 1만 명당 의사, 인구·연령 구조</w:t>
+              <w:t>기능 특화도(LQ), 직주비(종사자 ÷ 인구), 비주거 연면적 비중, 기능혼합도, 인구 1천 명당 점포, 인구 1만 명당 의사, 인구·연령 구조</w:t>
             </w:r>
           </w:p>
         </w:tc>
@@ -1714,6 +1714,91 @@
                 <w:color w:val="15232A"/>
                 <w:sz w:val="16"/>
               </w:rPr>
+              <w:t>사업체 통계(SGIS)</w:t>
+            </w:r>
+          </w:p>
+        </w:tc>
+        <w:tc>
+          <w:tcPr>
+            <w:tcW w:type="dxa" w:w="1701"/>
+            <w:vAlign w:val="center"/>
+          </w:tcPr>
+          <w:p>
+            <w:pPr>
+              <w:spacing w:after="0" w:line="240" w:lineRule="auto"/>
+            </w:pPr>
+            <w:r>
+              <w:rPr>
+                <w:rFonts w:ascii="맑은 고딕" w:hAnsi="맑은 고딕" w:eastAsia="맑은 고딕"/>
+                <w:b w:val="0"/>
+                <w:color w:val="15232A"/>
+                <w:sz w:val="16"/>
+              </w:rPr>
+              <w:t>통계청</w:t>
+            </w:r>
+          </w:p>
+        </w:tc>
+        <w:tc>
+          <w:tcPr>
+            <w:tcW w:type="dxa" w:w="2154"/>
+            <w:vAlign w:val="center"/>
+          </w:tcPr>
+          <w:p>
+            <w:pPr>
+              <w:spacing w:after="0" w:line="240" w:lineRule="auto"/>
+            </w:pPr>
+            <w:r>
+              <w:rPr>
+                <w:rFonts w:ascii="맑은 고딕" w:hAnsi="맑은 고딕" w:eastAsia="맑은 고딕"/>
+                <w:b w:val="0"/>
+                <w:color w:val="15232A"/>
+                <w:sz w:val="16"/>
+              </w:rPr>
+              <w:t>2024년, 행정동별 종사자</w:t>
+            </w:r>
+          </w:p>
+        </w:tc>
+        <w:tc>
+          <w:tcPr>
+            <w:tcW w:type="dxa" w:w="3345"/>
+            <w:vAlign w:val="center"/>
+          </w:tcPr>
+          <w:p>
+            <w:pPr>
+              <w:spacing w:after="0" w:line="240" w:lineRule="auto"/>
+            </w:pPr>
+            <w:r>
+              <w:rPr>
+                <w:rFonts w:ascii="맑은 고딕" w:hAnsi="맑은 고딕" w:eastAsia="맑은 고딕"/>
+                <w:b w:val="0"/>
+                <w:color w:val="15232A"/>
+                <w:sz w:val="16"/>
+              </w:rPr>
+              <w:t>직주비(종사자 ÷ 인구)</w:t>
+            </w:r>
+          </w:p>
+        </w:tc>
+      </w:tr>
+      <w:tr>
+        <w:trPr>
+          <w:cantSplit/>
+        </w:trPr>
+        <w:tc>
+          <w:tcPr>
+            <w:tcW w:type="dxa" w:w="2438"/>
+            <w:vAlign w:val="center"/>
+          </w:tcPr>
+          <w:p>
+            <w:pPr>
+              <w:spacing w:after="0" w:line="240" w:lineRule="auto"/>
+            </w:pPr>
+            <w:r>
+              <w:rPr>
+                <w:rFonts w:ascii="맑은 고딕" w:hAnsi="맑은 고딕" w:eastAsia="맑은 고딕"/>
+                <w:b w:val="0"/>
+                <w:color w:val="15232A"/>
+                <w:sz w:val="16"/>
+              </w:rPr>
               <w:t>인구총조사 통근·통학(KOSIS)</w:t>
             </w:r>
           </w:p>
@@ -2461,7 +2546,7 @@
                 <w:color w:val="15232A"/>
                 <w:sz w:val="17"/>
               </w:rPr>
-              <w:t>행정동별 실측 지표 17개, 생활권별 기능 특화도(LQ) 계산</w:t>
+              <w:t>행정동별 실측 지표 18개, 생활권별 기능 특화도(LQ) 계산</w:t>
             </w:r>
           </w:p>
         </w:tc>
@@ -4341,6 +4426,39 @@
           <w:color w:val="15232A"/>
           <w:sz w:val="19"/>
         </w:rPr>
+        <w:t>일터와 잠자리의 분리</w:t>
+      </w:r>
+      <w:r>
+        <w:rPr>
+          <w:rFonts w:ascii="맑은 고딕" w:hAnsi="맑은 고딕" w:eastAsia="맑은 고딕"/>
+          <w:b w:val="0"/>
+          <w:color w:val="15232A"/>
+          <w:sz w:val="19"/>
+        </w:rPr>
+        <w:t>: 인구 대비 종사자(직주비)는 나성동 1.05, 도담·어진동 0.97인 반면 해밀동 0.10, 종촌·다정동 0.12로 신규·주거 생활권은 일자리가 거의 없음(2024년 사업체조사)</w:t>
+      </w:r>
+    </w:p>
+    <w:p>
+      <w:pPr>
+        <w:spacing w:before="0" w:after="30" w:lineRule="auto" w:line="269"/>
+        <w:ind w:left="482" w:hanging="255"/>
+      </w:pPr>
+      <w:r>
+        <w:rPr>
+          <w:rFonts w:ascii="맑은 고딕" w:hAnsi="맑은 고딕" w:eastAsia="맑은 고딕"/>
+          <w:b w:val="0"/>
+          <w:color w:val="15232A"/>
+          <w:sz w:val="19"/>
+        </w:rPr>
+        <w:t xml:space="preserve">○ </w:t>
+      </w:r>
+      <w:r>
+        <w:rPr>
+          <w:rFonts w:ascii="맑은 고딕" w:hAnsi="맑은 고딕" w:eastAsia="맑은 고딕"/>
+          <w:b/>
+          <w:color w:val="15232A"/>
+          <w:sz w:val="19"/>
+        </w:rPr>
         <w:t>의료 기능의 계획 외 입지</w:t>
       </w:r>
       <w:r>

--- a/docs/생활권진단_상황판_보고서.docx
+++ b/docs/생활권진단_상황판_보고서.docx
@@ -160,7 +160,7 @@
                 <w:color w:val="15232A"/>
                 <w:sz w:val="19"/>
               </w:rPr>
-              <w:t xml:space="preserve">○ 공공 API 12종과 도서관 표준데이터로 지표 21개 중 </w:t>
+              <w:t xml:space="preserve">○ 공공 API 13종과 도서관 표준데이터로 지표 21개 중 </w:t>
             </w:r>
             <w:r>
               <w:rPr>
@@ -169,7 +169,7 @@
                 <w:color w:val="15232A"/>
                 <w:sz w:val="19"/>
               </w:rPr>
-              <w:t>18개를 실측화</w:t>
+              <w:t>19개를 실측화</w:t>
             </w:r>
             <w:r>
               <w:rPr>
@@ -1714,6 +1714,91 @@
                 <w:color w:val="15232A"/>
                 <w:sz w:val="16"/>
               </w:rPr>
+              <w:t>상업용부동산 임대동향(R-ONE)</w:t>
+            </w:r>
+          </w:p>
+        </w:tc>
+        <w:tc>
+          <w:tcPr>
+            <w:tcW w:type="dxa" w:w="1701"/>
+            <w:vAlign w:val="center"/>
+          </w:tcPr>
+          <w:p>
+            <w:pPr>
+              <w:spacing w:after="0" w:line="240" w:lineRule="auto"/>
+            </w:pPr>
+            <w:r>
+              <w:rPr>
+                <w:rFonts w:ascii="맑은 고딕" w:hAnsi="맑은 고딕" w:eastAsia="맑은 고딕"/>
+                <w:b w:val="0"/>
+                <w:color w:val="15232A"/>
+                <w:sz w:val="16"/>
+              </w:rPr>
+              <w:t>한국부동산원</w:t>
+            </w:r>
+          </w:p>
+        </w:tc>
+        <w:tc>
+          <w:tcPr>
+            <w:tcW w:type="dxa" w:w="2154"/>
+            <w:vAlign w:val="center"/>
+          </w:tcPr>
+          <w:p>
+            <w:pPr>
+              <w:spacing w:after="0" w:line="240" w:lineRule="auto"/>
+            </w:pPr>
+            <w:r>
+              <w:rPr>
+                <w:rFonts w:ascii="맑은 고딕" w:hAnsi="맑은 고딕" w:eastAsia="맑은 고딕"/>
+                <w:b w:val="0"/>
+                <w:color w:val="15232A"/>
+                <w:sz w:val="16"/>
+              </w:rPr>
+              <w:t>표본 상권 3곳, 2026년 2분기</w:t>
+            </w:r>
+          </w:p>
+        </w:tc>
+        <w:tc>
+          <w:tcPr>
+            <w:tcW w:type="dxa" w:w="3345"/>
+            <w:vAlign w:val="center"/>
+          </w:tcPr>
+          <w:p>
+            <w:pPr>
+              <w:spacing w:after="0" w:line="240" w:lineRule="auto"/>
+            </w:pPr>
+            <w:r>
+              <w:rPr>
+                <w:rFonts w:ascii="맑은 고딕" w:hAnsi="맑은 고딕" w:eastAsia="맑은 고딕"/>
+                <w:b w:val="0"/>
+                <w:color w:val="15232A"/>
+                <w:sz w:val="16"/>
+              </w:rPr>
+              <w:t>상가 공실률(나성·한솔, 도담·어진, 조치원)</w:t>
+            </w:r>
+          </w:p>
+        </w:tc>
+      </w:tr>
+      <w:tr>
+        <w:trPr>
+          <w:cantSplit/>
+        </w:trPr>
+        <w:tc>
+          <w:tcPr>
+            <w:tcW w:type="dxa" w:w="2438"/>
+            <w:vAlign w:val="center"/>
+          </w:tcPr>
+          <w:p>
+            <w:pPr>
+              <w:spacing w:after="0" w:line="240" w:lineRule="auto"/>
+            </w:pPr>
+            <w:r>
+              <w:rPr>
+                <w:rFonts w:ascii="맑은 고딕" w:hAnsi="맑은 고딕" w:eastAsia="맑은 고딕"/>
+                <w:b w:val="0"/>
+                <w:color w:val="15232A"/>
+                <w:sz w:val="16"/>
+              </w:rPr>
               <w:t>사업체 통계(SGIS)</w:t>
             </w:r>
           </w:p>
@@ -2226,7 +2311,7 @@
           <w:color w:val="15232A"/>
           <w:sz w:val="19"/>
         </w:rPr>
-        <w:t>○ 상가 공실, 생활권 간 통행, 시외 통근 3개 지표와 통행 흐름도는 아직 예시값(샘플)이며, 화면에 '샘플'로 표시함</w:t>
+        <w:t>○ 생활권 간 통행과 행정동별 시외 통근 2개 지표, 생활권 간 통행 흐름도는 아직 예시값(샘플)이며 화면에 '샘플'로 표시함. 상가 공실률은 부동산원 표본 상권이 있는 행정동(나성·한솔, 도담·어진, 조치원)만 값이 있음</w:t>
       </w:r>
     </w:p>
     <w:p>
@@ -2546,7 +2631,7 @@
                 <w:color w:val="15232A"/>
                 <w:sz w:val="17"/>
               </w:rPr>
-              <w:t>행정동별 실측 지표 18개, 생활권별 기능 특화도(LQ) 계산</w:t>
+              <w:t>행정동별 실측 지표 19개, 생활권별 기능 특화도(LQ) 계산</w:t>
             </w:r>
           </w:p>
         </w:tc>
@@ -4501,7 +4586,7 @@
           <w:color w:val="15232A"/>
           <w:sz w:val="19"/>
         </w:rPr>
-        <w:t>: 세종 점포의 13%(2,107곳)가 나성동 한 곳에 있고 인구 1천 명당 163곳. 생활권마다 같은 급으로 계획된 중심상가와 실제 위계가 어긋남(중심지이론)</w:t>
+        <w:t>: 세종 점포의 13%(2,107곳)가 나성동 한 곳에 있고 인구 1천 명당 163곳. 세종 중대형 상가 공실률은 29.7%(2026년 2분기, 부동산원) — 생활권마다 같은 급으로 계획된 중심상가와 실제 위계가 어긋남(중심지이론)</w:t>
       </w:r>
     </w:p>
     <w:p>

--- a/docs/생활권진단_상황판_보고서.docx
+++ b/docs/생활권진단_상황판_보고서.docx
@@ -136,7 +136,7 @@
                 <w:color w:val="15232A"/>
                 <w:sz w:val="19"/>
               </w:rPr>
-              <w:t>① 생활권별 기능 재정립 ② 생활권 간 연계 강화 ③ 국가중추기능·광역권 관계 재설정</w:t>
+              <w:t>① 개발·건설 진척도 → ② 계획기능 실현도 → ③ 생활권 간 연계 → ④ 국가중추·광역 관계</w:t>
             </w:r>
             <w:r>
               <w:rPr>
@@ -145,7 +145,7 @@
                 <w:color w:val="15232A"/>
                 <w:sz w:val="19"/>
               </w:rPr>
-              <w:t xml:space="preserve"> 세 축으로 진단하는 지표·지도 상황판을 구축함</w:t>
+              <w:t xml:space="preserve"> 네 단계로 진단하는 지표·지도 상황판을 구축함. 조성 중인 생활권은 진척도 대비 형성도로 봄</w:t>
             </w:r>
           </w:p>
           <w:p>
@@ -160,7 +160,7 @@
                 <w:color w:val="15232A"/>
                 <w:sz w:val="19"/>
               </w:rPr>
-              <w:t xml:space="preserve">○ 공공 API 13종과 도서관 표준데이터로 지표 21개 중 </w:t>
+              <w:t xml:space="preserve">○ 공공 API 13종과 도서관 표준데이터로 지표 24개 중 </w:t>
             </w:r>
             <w:r>
               <w:rPr>
@@ -169,7 +169,7 @@
                 <w:color w:val="15232A"/>
                 <w:sz w:val="19"/>
               </w:rPr>
-              <w:t>19개를 실측화</w:t>
+              <w:t>22개를 실측화</w:t>
             </w:r>
             <w:r>
               <w:rPr>
@@ -211,7 +211,7 @@
                 <w:color w:val="15232A"/>
                 <w:sz w:val="19"/>
               </w:rPr>
-              <w:t xml:space="preserve">○ 시범 진단 결과 1·3·4생활권은 계획기능이 뚜렷하게 형성(LQ 3.7·6.6·3.2)된 반면, </w:t>
+              <w:t xml:space="preserve">○ 시범 진단 결과 1·3·4생활권은 계획기능이 뚜렷하게 형성(LQ 3.7·6.6·3.2)된 반면, 조성 중인 </w:t>
             </w:r>
             <w:r>
               <w:rPr>
@@ -220,7 +220,7 @@
                 <w:color w:val="15232A"/>
                 <w:sz w:val="19"/>
               </w:rPr>
-              <w:t>6생활권 첨단지식기반(LQ 0.04)과 5생활권 의료·복지는 사실상 미형성</w:t>
+              <w:t>6생활권은 주거 입주 대비 첨단지식기반 기능(LQ 0.04)이 뒤따르지 못하고, 5생활권은 초기 조성 단계</w:t>
             </w:r>
             <w:r>
               <w:rPr>
@@ -229,7 +229,7 @@
                 <w:color w:val="15232A"/>
                 <w:sz w:val="19"/>
               </w:rPr>
-              <w:t>, 의료 기능은 1·2생활권에 집중</w:t>
+              <w:t>라 '조성단계 점검' 대상으로 분류. 의료 기능은 1·2생활권에 집중</w:t>
             </w:r>
           </w:p>
           <w:p>
@@ -408,7 +408,7 @@
           <w:color w:val="1D5C7C"/>
           <w:sz w:val="25"/>
         </w:rPr>
-        <w:t>2. 진단 틀: 세 검토축과 이론 근거</w:t>
+        <w:t>2. 진단 틀: 네 단계와 이론 근거</w:t>
       </w:r>
     </w:p>
     <w:p>
@@ -423,7 +423,22 @@
           <w:color w:val="15232A"/>
           <w:sz w:val="19"/>
         </w:rPr>
-        <w:t>○ 국내외 도시계획 이론을 검토축별로 대응시키고, 이론이 요구하는 측정 대상을 공공데이터 지표로 옮겼음</w:t>
+        <w:t>○ ① 개발·건설 진척도 → ② 계획기능 실현도 → ③ 생활권 간 연계 → ④ 국가중추·광역 관계 순으로 진단함. 진척도를 먼저 보는 것은 아직 조성 중인 생활권(4·5·6)을 성숙 생활권(1·2·3)과 같은 잣대로 판정하지 않기 위함</w:t>
+      </w:r>
+    </w:p>
+    <w:p>
+      <w:pPr>
+        <w:spacing w:before="0" w:after="30" w:lineRule="auto" w:line="269"/>
+        <w:ind w:left="482" w:hanging="255"/>
+      </w:pPr>
+      <w:r>
+        <w:rPr>
+          <w:rFonts w:ascii="맑은 고딕" w:hAnsi="맑은 고딕" w:eastAsia="맑은 고딕"/>
+          <w:b w:val="0"/>
+          <w:color w:val="15232A"/>
+          <w:sz w:val="19"/>
+        </w:rPr>
+        <w:t>○ 국내외 도시계획 이론을 단계별로 대응시키고, 이론이 요구하는 측정 대상을 공공데이터 지표로 옮겼음</w:t>
       </w:r>
     </w:p>
     <w:p>
@@ -437,7 +452,7 @@
           <w:color w:val="4B5B62"/>
           <w:sz w:val="17"/>
         </w:rPr>
-        <w:t>&lt;표 1&gt; 검토축별 핵심 질문·이론 근거·지표</w:t>
+        <w:t>&lt;표 1&gt; 진단 단계별 핵심 질문·이론 근거·지표</w:t>
       </w:r>
     </w:p>
     <w:tbl>
@@ -580,9 +595,96 @@
                 <w:color w:val="15232A"/>
                 <w:sz w:val="16"/>
               </w:rPr>
-              <w:t>A. 생활권별</w:t>
+              <w:t>① 개발·건설</w:t>
               <w:br/>
-              <w:t>기능 재정립</w:t>
+              <w:t>진척도</w:t>
+            </w:r>
+          </w:p>
+        </w:tc>
+        <w:tc>
+          <w:tcPr>
+            <w:tcW w:type="dxa" w:w="2211"/>
+            <w:vAlign w:val="center"/>
+          </w:tcPr>
+          <w:p>
+            <w:pPr>
+              <w:spacing w:after="0" w:line="240" w:lineRule="auto"/>
+            </w:pPr>
+            <w:r>
+              <w:rPr>
+                <w:rFonts w:ascii="맑은 고딕" w:hAnsi="맑은 고딕" w:eastAsia="맑은 고딕"/>
+                <w:b w:val="0"/>
+                <w:color w:val="15232A"/>
+                <w:sz w:val="16"/>
+              </w:rPr>
+              <w:t>생활권이 어느 조성 단계에 있는가(판정 잣대를 정하는 선행 단계)</w:t>
+            </w:r>
+          </w:p>
+        </w:tc>
+        <w:tc>
+          <w:tcPr>
+            <w:tcW w:type="dxa" w:w="2835"/>
+            <w:vAlign w:val="center"/>
+          </w:tcPr>
+          <w:p>
+            <w:pPr>
+              <w:spacing w:after="0" w:line="240" w:lineRule="auto"/>
+            </w:pPr>
+            <w:r>
+              <w:rPr>
+                <w:rFonts w:ascii="맑은 고딕" w:hAnsi="맑은 고딕" w:eastAsia="맑은 고딕"/>
+                <w:b w:val="0"/>
+                <w:color w:val="15232A"/>
+                <w:sz w:val="16"/>
+              </w:rPr>
+              <w:t>행복도시 단계별 조성 계획(행정중심복합도시건설청)</w:t>
+            </w:r>
+          </w:p>
+        </w:tc>
+        <w:tc>
+          <w:tcPr>
+            <w:tcW w:type="dxa" w:w="3288"/>
+            <w:vAlign w:val="center"/>
+          </w:tcPr>
+          <w:p>
+            <w:pPr>
+              <w:spacing w:after="0" w:line="240" w:lineRule="auto"/>
+            </w:pPr>
+            <w:r>
+              <w:rPr>
+                <w:rFonts w:ascii="맑은 고딕" w:hAnsi="맑은 고딕" w:eastAsia="맑은 고딕"/>
+                <w:b w:val="0"/>
+                <w:color w:val="15232A"/>
+                <w:sz w:val="16"/>
+              </w:rPr>
+              <w:t>최근 5년 준공 비중, 준공 주택 대비 입주, 시가지화율, 주거 대비 계획기능 연면적</w:t>
+            </w:r>
+          </w:p>
+        </w:tc>
+      </w:tr>
+      <w:tr>
+        <w:trPr>
+          <w:cantSplit/>
+        </w:trPr>
+        <w:tc>
+          <w:tcPr>
+            <w:tcW w:type="dxa" w:w="1304"/>
+            <w:vAlign w:val="center"/>
+          </w:tcPr>
+          <w:p>
+            <w:pPr>
+              <w:spacing w:after="0" w:line="240" w:lineRule="auto"/>
+            </w:pPr>
+            <w:r>
+              <w:rPr>
+                <w:rFonts w:ascii="맑은 고딕" w:hAnsi="맑은 고딕" w:eastAsia="맑은 고딕"/>
+                <w:b w:val="0"/>
+                <w:color w:val="15232A"/>
+                <w:sz w:val="16"/>
+              </w:rPr>
+              <w:t>② 계획기능</w:t>
+              <w:br/>
+              <w:t>실현도</w:t>
             </w:r>
           </w:p>
         </w:tc>
@@ -669,7 +771,7 @@
                 <w:color w:val="15232A"/>
                 <w:sz w:val="16"/>
               </w:rPr>
-              <w:t>B. 생활권 간</w:t>
+              <w:t>③ 생활권 간</w:t>
               <w:br/>
               <w:t>연계 강화</w:t>
             </w:r>
@@ -762,7 +864,7 @@
                 <w:color w:val="15232A"/>
                 <w:sz w:val="16"/>
               </w:rPr>
-              <w:t>C. 국가중추·</w:t>
+              <w:t>④ 국가중추·</w:t>
               <w:br/>
               <w:t>광역 관계</w:t>
             </w:r>
@@ -2631,7 +2733,7 @@
                 <w:color w:val="15232A"/>
                 <w:sz w:val="17"/>
               </w:rPr>
-              <w:t>행정동별 실측 지표 19개, 생활권별 기능 특화도(LQ) 계산</w:t>
+              <w:t>행정동별 실측 지표 22개, 생활권별 기능 특화도(LQ) 계산</w:t>
             </w:r>
           </w:p>
         </w:tc>
@@ -2697,7 +2799,7 @@
                 <w:color w:val="15232A"/>
                 <w:sz w:val="17"/>
               </w:rPr>
-              <w:t>계획기능 LQ·15분 서비스·인구 변화를 겹쳐 생활권별로 판정</w:t>
+              <w:t>조성 단계를 먼저 매기고, 성숙 생활권은 계획기능 LQ로, 조성 중 생활권은 주거 대비 계획기능 연면적으로 판정</w:t>
             </w:r>
           </w:p>
         </w:tc>
@@ -2717,7 +2819,7 @@
                 <w:color w:val="15232A"/>
                 <w:sz w:val="17"/>
               </w:rPr>
-              <w:t>유지·고도화 / 보강 / 전환·재정의</w:t>
+              <w:t>유지·고도화 / 보강 / 전환·재정의 / 조성단계 점검</w:t>
             </w:r>
           </w:p>
         </w:tc>
@@ -3079,6 +3181,8 @@
                 <w:sz w:val="16"/>
               </w:rPr>
               <w:t>1생활권</w:t>
+              <w:br/>
+              <w:t>(성숙)</w:t>
             </w:r>
           </w:p>
         </w:tc>
@@ -3250,6 +3354,8 @@
                 <w:sz w:val="16"/>
               </w:rPr>
               <w:t>2생활권</w:t>
+              <w:br/>
+              <w:t>(성숙)</w:t>
             </w:r>
           </w:p>
         </w:tc>
@@ -3421,6 +3527,8 @@
                 <w:sz w:val="16"/>
               </w:rPr>
               <w:t>3생활권</w:t>
+              <w:br/>
+              <w:t>(성숙)</w:t>
             </w:r>
           </w:p>
         </w:tc>
@@ -3592,6 +3700,8 @@
                 <w:sz w:val="16"/>
               </w:rPr>
               <w:t>4생활권</w:t>
+              <w:br/>
+              <w:t>(조성 중)</w:t>
             </w:r>
           </w:p>
         </w:tc>
@@ -3763,6 +3873,8 @@
                 <w:sz w:val="16"/>
               </w:rPr>
               <w:t>5생활권</w:t>
+              <w:br/>
+              <w:t>(초기 조성)</w:t>
             </w:r>
           </w:p>
         </w:tc>
@@ -3908,7 +4020,7 @@
                 <w:color w:val="15232A"/>
                 <w:sz w:val="16"/>
               </w:rPr>
-              <w:t>전환·재정의</w:t>
+              <w:t>조성단계 점검</w:t>
             </w:r>
           </w:p>
         </w:tc>
@@ -3934,6 +4046,8 @@
                 <w:sz w:val="16"/>
               </w:rPr>
               <w:t>6생활권</w:t>
+              <w:br/>
+              <w:t>(조성 중)</w:t>
             </w:r>
           </w:p>
         </w:tc>
@@ -4079,7 +4193,7 @@
                 <w:color w:val="15232A"/>
                 <w:sz w:val="16"/>
               </w:rPr>
-              <w:t>전환·재정의</w:t>
+              <w:t>조성단계 점검</w:t>
             </w:r>
           </w:p>
         </w:tc>
@@ -4105,6 +4219,8 @@
                 <w:sz w:val="16"/>
               </w:rPr>
               <w:t>S생활권</w:t>
+              <w:br/>
+              <w:t>(초기 조성)</w:t>
             </w:r>
           </w:p>
         </w:tc>
@@ -4276,6 +4392,8 @@
                 <w:sz w:val="16"/>
               </w:rPr>
               <w:t>읍면지역</w:t>
+              <w:br/>
+              <w:t>(성숙)</w:t>
             </w:r>
           </w:p>
         </w:tc>
@@ -4455,6 +4573,39 @@
           <w:sz w:val="20"/>
         </w:rPr>
         <w:t>□ 주요 진단</w:t>
+      </w:r>
+    </w:p>
+    <w:p>
+      <w:pPr>
+        <w:spacing w:before="0" w:after="30" w:lineRule="auto" w:line="269"/>
+        <w:ind w:left="482" w:hanging="255"/>
+      </w:pPr>
+      <w:r>
+        <w:rPr>
+          <w:rFonts w:ascii="맑은 고딕" w:hAnsi="맑은 고딕" w:eastAsia="맑은 고딕"/>
+          <w:b w:val="0"/>
+          <w:color w:val="15232A"/>
+          <w:sz w:val="19"/>
+        </w:rPr>
+        <w:t xml:space="preserve">○ </w:t>
+      </w:r>
+      <w:r>
+        <w:rPr>
+          <w:rFonts w:ascii="맑은 고딕" w:hAnsi="맑은 고딕" w:eastAsia="맑은 고딕"/>
+          <w:b/>
+          <w:color w:val="15232A"/>
+          <w:sz w:val="19"/>
+        </w:rPr>
+        <w:t>조성 단계의 차이</w:t>
+      </w:r>
+      <w:r>
+        <w:rPr>
+          <w:rFonts w:ascii="맑은 고딕" w:hAnsi="맑은 고딕" w:eastAsia="맑은 고딕"/>
+          <w:b w:val="0"/>
+          <w:color w:val="15232A"/>
+          <w:sz w:val="19"/>
+        </w:rPr>
+        <w:t>: 최근 5년 준공 연면적 비중이 1~3생활권 10·13·8%인 반면 4생활권 58%, 6생활권 67%로 한창 조성 중이고, 5생활권은 준공 건물이 거의 없는 초기 조성 단계. 6생활권은 주택 입주율이 94%에 이르렀지만 주거 대비 첨단기능 연면적은 0.5%로 성숙 생활권 평균(11%)에 크게 못 미침 — '주거 조성 대비 첨단지식기반 기능 형성도' 점검 대상</w:t>
       </w:r>
     </w:p>
     <w:p>
@@ -4931,7 +5082,7 @@
           <w:color w:val="15232A"/>
           <w:sz w:val="19"/>
         </w:rPr>
-        <w:t>: LQ 판정표로 '전환·재정의' 생활권(5·6)의 역할을 다시 정함. 예) 5생활권은 스마트시티 국가시범도시(5-1)와 결합한 기능, 6생활권은 국가상징구역과 가까운 이점을 살린 기능으로 재설정 검토</w:t>
+        <w:t>: 성숙 생활권(1~3)은 LQ 판정표로 역할을 점검하고, 조성 중 생활권(5·6)은 진척도 대비 계획기능 형성도를 정기 점검함. 5생활권은 조성 진척에 맞춰 의료·복지 용지·시설이 착공되는지, 6생활권은 주거 대비 첨단지식기반 연면적이 따라오는지를 보고, 준공 뒤에도 미형성이면 역할 재설정을 검토</w:t>
       </w:r>
     </w:p>
     <w:p>

--- a/docs/생활권진단_상황판_보고서.docx
+++ b/docs/생활권진단_상황판_보고서.docx
@@ -160,7 +160,7 @@
                 <w:color w:val="15232A"/>
                 <w:sz w:val="19"/>
               </w:rPr>
-              <w:t xml:space="preserve">○ 공공 API 13종과 도서관 표준데이터로 지표 24개 중 </w:t>
+              <w:t xml:space="preserve">○ 공공 API 14종과 도서관 표준데이터로 지표 24개 중 </w:t>
             </w:r>
             <w:r>
               <w:rPr>
@@ -1877,6 +1877,91 @@
                 <w:sz w:val="16"/>
               </w:rPr>
               <w:t>상가 공실률(나성·한솔, 도담·어진, 조치원)</w:t>
+            </w:r>
+          </w:p>
+        </w:tc>
+      </w:tr>
+      <w:tr>
+        <w:trPr>
+          <w:cantSplit/>
+        </w:trPr>
+        <w:tc>
+          <w:tcPr>
+            <w:tcW w:type="dxa" w:w="2438"/>
+            <w:vAlign w:val="center"/>
+          </w:tcPr>
+          <w:p>
+            <w:pPr>
+              <w:spacing w:after="0" w:line="240" w:lineRule="auto"/>
+            </w:pPr>
+            <w:r>
+              <w:rPr>
+                <w:rFonts w:ascii="맑은 고딕" w:hAnsi="맑은 고딕" w:eastAsia="맑은 고딕"/>
+                <w:b w:val="0"/>
+                <w:color w:val="15232A"/>
+                <w:sz w:val="16"/>
+              </w:rPr>
+              <w:t>건축인허가정보</w:t>
+            </w:r>
+          </w:p>
+        </w:tc>
+        <w:tc>
+          <w:tcPr>
+            <w:tcW w:type="dxa" w:w="1701"/>
+            <w:vAlign w:val="center"/>
+          </w:tcPr>
+          <w:p>
+            <w:pPr>
+              <w:spacing w:after="0" w:line="240" w:lineRule="auto"/>
+            </w:pPr>
+            <w:r>
+              <w:rPr>
+                <w:rFonts w:ascii="맑은 고딕" w:hAnsi="맑은 고딕" w:eastAsia="맑은 고딕"/>
+                <w:b w:val="0"/>
+                <w:color w:val="15232A"/>
+                <w:sz w:val="16"/>
+              </w:rPr>
+              <w:t>국토교통부(건축HUB)</w:t>
+            </w:r>
+          </w:p>
+        </w:tc>
+        <w:tc>
+          <w:tcPr>
+            <w:tcW w:type="dxa" w:w="2154"/>
+            <w:vAlign w:val="center"/>
+          </w:tcPr>
+          <w:p>
+            <w:pPr>
+              <w:spacing w:after="0" w:line="240" w:lineRule="auto"/>
+            </w:pPr>
+            <w:r>
+              <w:rPr>
+                <w:rFonts w:ascii="맑은 고딕" w:hAnsi="맑은 고딕" w:eastAsia="맑은 고딕"/>
+                <w:b w:val="0"/>
+                <w:color w:val="15232A"/>
+                <w:sz w:val="16"/>
+              </w:rPr>
+              <w:t>2018년 이후 허가·미준공</w:t>
+            </w:r>
+          </w:p>
+        </w:tc>
+        <w:tc>
+          <w:tcPr>
+            <w:tcW w:type="dxa" w:w="3345"/>
+            <w:vAlign w:val="center"/>
+          </w:tcPr>
+          <w:p>
+            <w:pPr>
+              <w:spacing w:after="0" w:line="240" w:lineRule="auto"/>
+            </w:pPr>
+            <w:r>
+              <w:rPr>
+                <w:rFonts w:ascii="맑은 고딕" w:hAnsi="맑은 고딕" w:eastAsia="맑은 고딕"/>
+                <w:b w:val="0"/>
+                <w:color w:val="15232A"/>
+                <w:sz w:val="16"/>
+              </w:rPr>
+              <w:t>건설 파이프라인(착공 중·허가), 건설 진척률</w:t>
             </w:r>
           </w:p>
         </w:tc>
@@ -4605,7 +4690,7 @@
           <w:color w:val="15232A"/>
           <w:sz w:val="19"/>
         </w:rPr>
-        <w:t>: 최근 5년 준공 연면적 비중이 1~3생활권 10·13·8%인 반면 4생활권 58%, 6생활권 67%로 한창 조성 중이고, 5생활권은 준공 건물이 거의 없는 초기 조성 단계. 6생활권은 주택 입주율이 94%에 이르렀지만 주거 대비 첨단기능 연면적은 0.5%로 성숙 생활권 평균(11%)에 크게 못 미침 — '주거 조성 대비 첨단지식기반 기능 형성도' 점검 대상</w:t>
+        <w:t>: 최근 5년 준공 연면적 비중이 1~3생활권 10·13·8%인 반면 4생활권 58%, 6생활권 67%로 한창 조성 중이고, 5생활권은 준공 건물이 거의 없는 초기 조성 단계. 6생활권은 주택 입주율이 94%에 이르렀지만 주거 대비 첨단기능 연면적은 0.5%로 성숙 생활권 평균(11%)에 크게 못 미치고, 허가·착공 중인 물량(20.1만㎡)에도 첨단기능 용도가 없음 — '주거 조성 대비 첨단지식기반 기능 형성도' 점검 대상. 5생활권은 건설 진척률 5%(준공 ÷ 준공+진행)로 조성 초입</w:t>
       </w:r>
     </w:p>
     <w:p>

--- a/docs/생활권진단_상황판_보고서.docx
+++ b/docs/생활권진단_상황판_보고서.docx
@@ -160,7 +160,7 @@
                 <w:color w:val="15232A"/>
                 <w:sz w:val="19"/>
               </w:rPr>
-              <w:t xml:space="preserve">○ 공공 API 14종과 도서관 표준데이터로 지표 24개 중 </w:t>
+              <w:t xml:space="preserve">○ 공공 API 15종과 도서관 표준데이터로 지표 24개 중 </w:t>
             </w:r>
             <w:r>
               <w:rPr>
@@ -1877,6 +1877,91 @@
                 <w:sz w:val="16"/>
               </w:rPr>
               <w:t>상가 공실률(나성·한솔, 도담·어진, 조치원)</w:t>
+            </w:r>
+          </w:p>
+        </w:tc>
+      </w:tr>
+      <w:tr>
+        <w:trPr>
+          <w:cantSplit/>
+        </w:trPr>
+        <w:tc>
+          <w:tcPr>
+            <w:tcW w:type="dxa" w:w="2438"/>
+            <w:vAlign w:val="center"/>
+          </w:tcPr>
+          <w:p>
+            <w:pPr>
+              <w:spacing w:after="0" w:line="240" w:lineRule="auto"/>
+            </w:pPr>
+            <w:r>
+              <w:rPr>
+                <w:rFonts w:ascii="맑은 고딕" w:hAnsi="맑은 고딕" w:eastAsia="맑은 고딕"/>
+                <w:b w:val="0"/>
+                <w:color w:val="15232A"/>
+                <w:sz w:val="16"/>
+              </w:rPr>
+              <w:t>주택인허가정보(사업계획승인)</w:t>
+            </w:r>
+          </w:p>
+        </w:tc>
+        <w:tc>
+          <w:tcPr>
+            <w:tcW w:type="dxa" w:w="1701"/>
+            <w:vAlign w:val="center"/>
+          </w:tcPr>
+          <w:p>
+            <w:pPr>
+              <w:spacing w:after="0" w:line="240" w:lineRule="auto"/>
+            </w:pPr>
+            <w:r>
+              <w:rPr>
+                <w:rFonts w:ascii="맑은 고딕" w:hAnsi="맑은 고딕" w:eastAsia="맑은 고딕"/>
+                <w:b w:val="0"/>
+                <w:color w:val="15232A"/>
+                <w:sz w:val="16"/>
+              </w:rPr>
+              <w:t>국토교통부(건축HUB)</w:t>
+            </w:r>
+          </w:p>
+        </w:tc>
+        <w:tc>
+          <w:tcPr>
+            <w:tcW w:type="dxa" w:w="2154"/>
+            <w:vAlign w:val="center"/>
+          </w:tcPr>
+          <w:p>
+            <w:pPr>
+              <w:spacing w:after="0" w:line="240" w:lineRule="auto"/>
+            </w:pPr>
+            <w:r>
+              <w:rPr>
+                <w:rFonts w:ascii="맑은 고딕" w:hAnsi="맑은 고딕" w:eastAsia="맑은 고딕"/>
+                <w:b w:val="0"/>
+                <w:color w:val="15232A"/>
+                <w:sz w:val="16"/>
+              </w:rPr>
+              <w:t>30세대 이상 단지, 승인 후 입주 전</w:t>
+            </w:r>
+          </w:p>
+        </w:tc>
+        <w:tc>
+          <w:tcPr>
+            <w:tcW w:type="dxa" w:w="3345"/>
+            <w:vAlign w:val="center"/>
+          </w:tcPr>
+          <w:p>
+            <w:pPr>
+              <w:spacing w:after="0" w:line="240" w:lineRule="auto"/>
+            </w:pPr>
+            <w:r>
+              <w:rPr>
+                <w:rFonts w:ascii="맑은 고딕" w:hAnsi="맑은 고딕" w:eastAsia="맑은 고딕"/>
+                <w:b w:val="0"/>
+                <w:color w:val="15232A"/>
+                <w:sz w:val="16"/>
+              </w:rPr>
+              <w:t>주택 파이프라인, 입주 예정 연도</w:t>
             </w:r>
           </w:p>
         </w:tc>
@@ -4690,7 +4775,7 @@
           <w:color w:val="15232A"/>
           <w:sz w:val="19"/>
         </w:rPr>
-        <w:t>: 최근 5년 준공 연면적 비중이 1~3생활권 10·13·8%인 반면 4생활권 58%, 6생활권 67%로 한창 조성 중이고, 5생활권은 준공 건물이 거의 없는 초기 조성 단계. 6생활권은 주택 입주율이 94%에 이르렀지만 주거 대비 첨단기능 연면적은 0.5%로 성숙 생활권 평균(11%)에 크게 못 미치고, 허가·착공 중인 물량(20.1만㎡)에도 첨단기능 용도가 없음 — '주거 조성 대비 첨단지식기반 기능 형성도' 점검 대상. 5생활권은 건설 진척률 5%(준공 ÷ 준공+진행)로 조성 초입</w:t>
+        <w:t>: 최근 5년 준공 연면적 비중이 1~3생활권 10·13·8%인 반면 4생활권 58%, 6생활권 67%로 한창 조성 중이고, 5생활권은 준공 건물이 거의 없는 초기 조성 단계. 6생활권은 주택 입주율이 94%에 이르렀지만 주거 대비 첨단기능 연면적은 0.5%로 성숙 생활권 평균(11%)에 크게 못 미치고, 허가·착공 중인 물량(20.1만㎡)에도 첨단기능 용도가 없음 — '주거 조성 대비 첨단지식기반 기능 형성도' 점검 대상. 5생활권은 건설 진척률 5%로 조성 초입이며, 사업계획승인 후 입주 전인 공동주택이 6,428세대(입주 예정 2026년 200, 2027년 2,007, 2028년 1,354, 2029년 2,867)로 주거가 먼저 들어올 예정 — 의료·복지 기능이 이 입주 속도를 따라오는지가 점검 포인트</w:t>
       </w:r>
     </w:p>
     <w:p>

--- a/docs/생활권진단_상황판_보고서.docx
+++ b/docs/생활권진단_상황판_보고서.docx
@@ -160,7 +160,7 @@
                 <w:color w:val="15232A"/>
                 <w:sz w:val="19"/>
               </w:rPr>
-              <w:t xml:space="preserve">○ 공공 API 15종과 도서관 표준데이터로 지표 24개 중 </w:t>
+              <w:t xml:space="preserve">○ 공공 API 15종, KTDB 통행 OD, 도서관 표준데이터로 지표 25개 중 </w:t>
             </w:r>
             <w:r>
               <w:rPr>
@@ -169,7 +169,7 @@
                 <w:color w:val="15232A"/>
                 <w:sz w:val="19"/>
               </w:rPr>
-              <w:t>22개를 실측화</w:t>
+              <w:t>25개를 실측화</w:t>
             </w:r>
             <w:r>
               <w:rPr>
@@ -1901,6 +1901,91 @@
                 <w:color w:val="15232A"/>
                 <w:sz w:val="16"/>
               </w:rPr>
+              <w:t>여객 기종점 통행량(목적·주수단 OD)</w:t>
+            </w:r>
+          </w:p>
+        </w:tc>
+        <w:tc>
+          <w:tcPr>
+            <w:tcW w:type="dxa" w:w="1701"/>
+            <w:vAlign w:val="center"/>
+          </w:tcPr>
+          <w:p>
+            <w:pPr>
+              <w:spacing w:after="0" w:line="240" w:lineRule="auto"/>
+            </w:pPr>
+            <w:r>
+              <w:rPr>
+                <w:rFonts w:ascii="맑은 고딕" w:hAnsi="맑은 고딕" w:eastAsia="맑은 고딕"/>
+                <w:b w:val="0"/>
+                <w:color w:val="15232A"/>
+                <w:sz w:val="16"/>
+              </w:rPr>
+              <w:t>국가교통DB(KTDB)</w:t>
+            </w:r>
+          </w:p>
+        </w:tc>
+        <w:tc>
+          <w:tcPr>
+            <w:tcW w:type="dxa" w:w="2154"/>
+            <w:vAlign w:val="center"/>
+          </w:tcPr>
+          <w:p>
+            <w:pPr>
+              <w:spacing w:after="0" w:line="240" w:lineRule="auto"/>
+            </w:pPr>
+            <w:r>
+              <w:rPr>
+                <w:rFonts w:ascii="맑은 고딕" w:hAnsi="맑은 고딕" w:eastAsia="맑은 고딕"/>
+                <w:b w:val="0"/>
+                <w:color w:val="15232A"/>
+                <w:sz w:val="16"/>
+              </w:rPr>
+              <w:t>대전세종충청권 2024, 세종 행정동 24존</w:t>
+            </w:r>
+          </w:p>
+        </w:tc>
+        <w:tc>
+          <w:tcPr>
+            <w:tcW w:type="dxa" w:w="3345"/>
+            <w:vAlign w:val="center"/>
+          </w:tcPr>
+          <w:p>
+            <w:pPr>
+              <w:spacing w:after="0" w:line="240" w:lineRule="auto"/>
+            </w:pPr>
+            <w:r>
+              <w:rPr>
+                <w:rFonts w:ascii="맑은 고딕" w:hAnsi="맑은 고딕" w:eastAsia="맑은 고딕"/>
+                <w:b w:val="0"/>
+                <w:color w:val="15232A"/>
+                <w:sz w:val="16"/>
+              </w:rPr>
+              <w:t>생활권 간 통행, 다른 생활권 통행, 시외 통근, 대중교통 분담률</w:t>
+            </w:r>
+          </w:p>
+        </w:tc>
+      </w:tr>
+      <w:tr>
+        <w:trPr>
+          <w:cantSplit/>
+        </w:trPr>
+        <w:tc>
+          <w:tcPr>
+            <w:tcW w:type="dxa" w:w="2438"/>
+            <w:vAlign w:val="center"/>
+          </w:tcPr>
+          <w:p>
+            <w:pPr>
+              <w:spacing w:after="0" w:line="240" w:lineRule="auto"/>
+            </w:pPr>
+            <w:r>
+              <w:rPr>
+                <w:rFonts w:ascii="맑은 고딕" w:hAnsi="맑은 고딕" w:eastAsia="맑은 고딕"/>
+                <w:b w:val="0"/>
+                <w:color w:val="15232A"/>
+                <w:sz w:val="16"/>
+              </w:rPr>
               <w:t>주택인허가정보(사업계획승인)</w:t>
             </w:r>
           </w:p>
@@ -2583,7 +2668,7 @@
           <w:color w:val="15232A"/>
           <w:sz w:val="19"/>
         </w:rPr>
-        <w:t>○ 생활권 간 통행과 행정동별 시외 통근 2개 지표, 생활권 간 통행 흐름도는 아직 예시값(샘플)이며 화면에 '샘플'로 표시함. 상가 공실률은 부동산원 표본 상권이 있는 행정동(나성·한솔, 도담·어진, 조치원)만 값이 있음</w:t>
+        <w:t>○ 지표는 모두 실측이나, 상가 공실률은 부동산원 표본 상권이 있는 행정동(나성·한솔, 도담·어진, 조치원)만 값이 있고, KTDB OD 는 모형으로 추정한 통행량(2024 기준)이며 집현동이 분동 전이라 반곡동 존에 포함됨</w:t>
       </w:r>
     </w:p>
     <w:p>
@@ -2903,7 +2988,7 @@
                 <w:color w:val="15232A"/>
                 <w:sz w:val="17"/>
               </w:rPr>
-              <w:t>행정동별 실측 지표 22개, 생활권별 기능 특화도(LQ) 계산</w:t>
+              <w:t>행정동별 실측 지표 25개, 생활권별 기능 특화도(LQ) 계산</w:t>
             </w:r>
           </w:p>
         </w:tc>
@@ -5030,6 +5115,39 @@
           <w:color w:val="15232A"/>
           <w:sz w:val="19"/>
         </w:rPr>
+        <w:t>1생활권 중심의 허브형 연계</w:t>
+      </w:r>
+      <w:r>
+        <w:rPr>
+          <w:rFonts w:ascii="맑은 고딕" w:hAnsi="맑은 고딕" w:eastAsia="맑은 고딕"/>
+          <w:b w:val="0"/>
+          <w:color w:val="15232A"/>
+          <w:sz w:val="19"/>
+        </w:rPr>
+        <w:t>: 생활권 사이 하루 통행 416천 가운데 67%가 1생활권을 한쪽 끝으로 함(가장 강한 1↔읍면 88.8천, 1↔2 66.5천, 1↔6 51.5천). 반면 2↔3 5.9천, 2↔4 1.8천처럼 이웃 생활권끼리의 직접 연결은 약해, 환상형 순환 구조보다 1생활권 집중 구조로 작동함(KTDB 2024). 해밀동(6생활권)은 활동 통행의 68%를 다른 생활권에 기대면서 대중교통 분담률은 2.6%로 가장 낮음</w:t>
+      </w:r>
+    </w:p>
+    <w:p>
+      <w:pPr>
+        <w:spacing w:before="0" w:after="30" w:lineRule="auto" w:line="269"/>
+        <w:ind w:left="482" w:hanging="255"/>
+      </w:pPr>
+      <w:r>
+        <w:rPr>
+          <w:rFonts w:ascii="맑은 고딕" w:hAnsi="맑은 고딕" w:eastAsia="맑은 고딕"/>
+          <w:b w:val="0"/>
+          <w:color w:val="15232A"/>
+          <w:sz w:val="19"/>
+        </w:rPr>
+        <w:t xml:space="preserve">○ </w:t>
+      </w:r>
+      <w:r>
+        <w:rPr>
+          <w:rFonts w:ascii="맑은 고딕" w:hAnsi="맑은 고딕" w:eastAsia="맑은 고딕"/>
+          <w:b/>
+          <w:color w:val="15232A"/>
+          <w:sz w:val="19"/>
+        </w:rPr>
         <w:t>읍면은 다른 도시</w:t>
       </w:r>
       <w:r>

--- a/docs/생활권진단_상황판_보고서.docx
+++ b/docs/생활권진단_상황판_보고서.docx
@@ -1816,6 +1816,91 @@
                 <w:color w:val="15232A"/>
                 <w:sz w:val="16"/>
               </w:rPr>
+              <w:t>행정중심복합도시 집합상가 전수조사</w:t>
+            </w:r>
+          </w:p>
+        </w:tc>
+        <w:tc>
+          <w:tcPr>
+            <w:tcW w:type="dxa" w:w="1701"/>
+            <w:vAlign w:val="center"/>
+          </w:tcPr>
+          <w:p>
+            <w:pPr>
+              <w:spacing w:after="0" w:line="240" w:lineRule="auto"/>
+            </w:pPr>
+            <w:r>
+              <w:rPr>
+                <w:rFonts w:ascii="맑은 고딕" w:hAnsi="맑은 고딕" w:eastAsia="맑은 고딕"/>
+                <w:b w:val="0"/>
+                <w:color w:val="15232A"/>
+                <w:sz w:val="16"/>
+              </w:rPr>
+              <w:t>세종연구원(자체 조사)</w:t>
+            </w:r>
+          </w:p>
+        </w:tc>
+        <w:tc>
+          <w:tcPr>
+            <w:tcW w:type="dxa" w:w="2154"/>
+            <w:vAlign w:val="center"/>
+          </w:tcPr>
+          <w:p>
+            <w:pPr>
+              <w:spacing w:after="0" w:line="240" w:lineRule="auto"/>
+            </w:pPr>
+            <w:r>
+              <w:rPr>
+                <w:rFonts w:ascii="맑은 고딕" w:hAnsi="맑은 고딕" w:eastAsia="맑은 고딕"/>
+                <w:b w:val="0"/>
+                <w:color w:val="15232A"/>
+                <w:sz w:val="16"/>
+              </w:rPr>
+              <w:t>집합상가 287동, 2023·2025년</w:t>
+            </w:r>
+          </w:p>
+        </w:tc>
+        <w:tc>
+          <w:tcPr>
+            <w:tcW w:type="dxa" w:w="3345"/>
+            <w:vAlign w:val="center"/>
+          </w:tcPr>
+          <w:p>
+            <w:pPr>
+              <w:spacing w:after="0" w:line="240" w:lineRule="auto"/>
+            </w:pPr>
+            <w:r>
+              <w:rPr>
+                <w:rFonts w:ascii="맑은 고딕" w:hAnsi="맑은 고딕" w:eastAsia="맑은 고딕"/>
+                <w:b w:val="0"/>
+                <w:color w:val="15232A"/>
+                <w:sz w:val="16"/>
+              </w:rPr>
+              <w:t>상가 공실률(행복도시 동·생활권)</w:t>
+            </w:r>
+          </w:p>
+        </w:tc>
+      </w:tr>
+      <w:tr>
+        <w:trPr>
+          <w:cantSplit/>
+        </w:trPr>
+        <w:tc>
+          <w:tcPr>
+            <w:tcW w:type="dxa" w:w="2438"/>
+            <w:vAlign w:val="center"/>
+          </w:tcPr>
+          <w:p>
+            <w:pPr>
+              <w:spacing w:after="0" w:line="240" w:lineRule="auto"/>
+            </w:pPr>
+            <w:r>
+              <w:rPr>
+                <w:rFonts w:ascii="맑은 고딕" w:hAnsi="맑은 고딕" w:eastAsia="맑은 고딕"/>
+                <w:b w:val="0"/>
+                <w:color w:val="15232A"/>
+                <w:sz w:val="16"/>
+              </w:rPr>
               <w:t>상업용부동산 임대동향(R-ONE)</w:t>
             </w:r>
           </w:p>
@@ -1876,7 +1961,7 @@
                 <w:color w:val="15232A"/>
                 <w:sz w:val="16"/>
               </w:rPr>
-              <w:t>상가 공실률(나성·한솔, 도담·어진, 조치원)</w:t>
+              <w:t>상가 공실률(조치원읍)</w:t>
             </w:r>
           </w:p>
         </w:tc>
@@ -2668,7 +2753,7 @@
           <w:color w:val="15232A"/>
           <w:sz w:val="19"/>
         </w:rPr>
-        <w:t>○ 지표는 모두 실측이나, 상가 공실률은 부동산원 표본 상권이 있는 행정동(나성·한솔, 도담·어진, 조치원)만 값이 있고, KTDB OD 는 모형으로 추정한 통행량(2024 기준)이며 집현동이 분동 전이라 반곡동 존에 포함됨</w:t>
+        <w:t>○ 지표는 모두 실측이나, 상가 공실률은 행복도시 동은 세종연구원 집합상가 전수조사, 조치원읍은 부동산원 표본 상권 값이라 출처가 다르고(전수조사가 없는 집현·합강·산울동 등은 빈칸), KTDB OD 는 모형으로 추정한 통행량(2024 기준)이며 집현동이 분동 전이라 반곡동 존에 포함됨</w:t>
       </w:r>
     </w:p>
     <w:p>
@@ -5016,6 +5101,72 @@
           <w:color w:val="15232A"/>
           <w:sz w:val="19"/>
         </w:rPr>
+        <w:t>상가 공실의 실제 분포(전수조사)</w:t>
+      </w:r>
+      <w:r>
+        <w:rPr>
+          <w:rFonts w:ascii="맑은 고딕" w:hAnsi="맑은 고딕" w:eastAsia="맑은 고딕"/>
+          <w:b w:val="0"/>
+          <w:color w:val="15232A"/>
+          <w:sz w:val="19"/>
+        </w:rPr>
+        <w:t>: 행복도시 집합상가 287동의 공실률은 면적 기준 23.9%(호수 기준 28.1%). 3생활권 34.8%·4생활권 34.7%가 1생활권 20.5%·2생활권 17.9%보다 높고, 대평동은 49.3%. 광역 상업 중심(나성동)이 있는 2생활권보다 다른 생활권 중심상가가 더 비어 있음 — 같은 급으로 뿌린 중심상가 총량이 위계와 맞지 않는다는 진단을 뒷받침</w:t>
+      </w:r>
+    </w:p>
+    <w:p>
+      <w:pPr>
+        <w:spacing w:before="0" w:after="30" w:lineRule="auto" w:line="269"/>
+        <w:ind w:left="482" w:hanging="255"/>
+      </w:pPr>
+      <w:r>
+        <w:rPr>
+          <w:rFonts w:ascii="맑은 고딕" w:hAnsi="맑은 고딕" w:eastAsia="맑은 고딕"/>
+          <w:b w:val="0"/>
+          <w:color w:val="15232A"/>
+          <w:sz w:val="19"/>
+        </w:rPr>
+        <w:t xml:space="preserve">○ </w:t>
+      </w:r>
+      <w:r>
+        <w:rPr>
+          <w:rFonts w:ascii="맑은 고딕" w:hAnsi="맑은 고딕" w:eastAsia="맑은 고딕"/>
+          <w:b/>
+          <w:color w:val="15232A"/>
+          <w:sz w:val="19"/>
+        </w:rPr>
+        <w:t>공실의 이유</w:t>
+      </w:r>
+      <w:r>
+        <w:rPr>
+          <w:rFonts w:ascii="맑은 고딕" w:hAnsi="맑은 고딕" w:eastAsia="맑은 고딕"/>
+          <w:b w:val="0"/>
+          <w:color w:val="15232A"/>
+          <w:sz w:val="19"/>
+        </w:rPr>
+        <w:t>: 다른 조건이 같을 때 준공 5년 이하 건물은 공실률이 +19.0%p, 제2종 근린생활시설은 +11.9%p 높고, 정류장·BRT·중심지 거리는 유의하지 않음 — 입지보다 공급 구조(연식·용도·총량)의 문제. 자세한 분석은 상가공실 상황판(ysong86.github.io/vacant_sejong)</w:t>
+      </w:r>
+    </w:p>
+    <w:p>
+      <w:pPr>
+        <w:spacing w:before="0" w:after="30" w:lineRule="auto" w:line="269"/>
+        <w:ind w:left="482" w:hanging="255"/>
+      </w:pPr>
+      <w:r>
+        <w:rPr>
+          <w:rFonts w:ascii="맑은 고딕" w:hAnsi="맑은 고딕" w:eastAsia="맑은 고딕"/>
+          <w:b w:val="0"/>
+          <w:color w:val="15232A"/>
+          <w:sz w:val="19"/>
+        </w:rPr>
+        <w:t xml:space="preserve">○ </w:t>
+      </w:r>
+      <w:r>
+        <w:rPr>
+          <w:rFonts w:ascii="맑은 고딕" w:hAnsi="맑은 고딕" w:eastAsia="맑은 고딕"/>
+          <w:b/>
+          <w:color w:val="15232A"/>
+          <w:sz w:val="19"/>
+        </w:rPr>
         <w:t>공공 생활SOC 격차가 상업 서비스보다 큼</w:t>
       </w:r>
       <w:r>
@@ -5518,7 +5669,7 @@
           <w:color w:val="15232A"/>
           <w:sz w:val="19"/>
         </w:rPr>
-        <w:t>: 인구 1천 명당 점포와 공실 지표를 겹쳐 중심상가 총량 조정·용도 유연화 대상지를 고름</w:t>
+        <w:t>: 인구 1천 명당 점포와 전수조사 공실률을 겹쳐 중심상가 총량 조정·용도 유연화 대상지를 고르고, 신규 생활권(5·6생활권)은 준공 시기를 나눠 상가를 공급(신축 공실 흡수 기간 단축)</w:t>
       </w:r>
     </w:p>
     <w:p>
@@ -5639,7 +5790,7 @@
           <w:color w:val="15232A"/>
           <w:sz w:val="19"/>
         </w:rPr>
-        <w:t>샘플 지표 실측화</w:t>
+        <w:t>자료 갱신</w:t>
       </w:r>
       <w:r>
         <w:rPr>
@@ -5648,7 +5799,7 @@
           <w:color w:val="15232A"/>
           <w:sz w:val="19"/>
         </w:rPr>
-        <w:t>: 생활권 간 통행(KTDB 여객 O/D, 세종 BIS·교통카드), 시외 통근(KOSIS 인구주택총조사), 상가 공실(한국부동산원 R-ONE) 자료 확보</w:t>
+        <w:t>: 생활권 간 통행(세종 BIS·교통카드)으로 KTDB 모형 통행량을 보완하고, 상가 전수조사를 주기적으로 반복해 집현·합강·산울동 등 신규 동과 층별(1층·상층) 공실을 추가</w:t>
       </w:r>
     </w:p>
     <w:p>
